--- a/exports/docx/zero_trust_narrative_v1.0.docx
+++ b/exports/docx/zero_trust_narrative_v1.0.docx
@@ -111,7 +111,7 @@
         <w:color w:val="808080"/>
         <w:sz w:val="14"/>
       </w:rPr>
-      <w:t>CUI | UIAO Program | Generated 2026-04-06</w:t>
+      <w:t>CUI | UIAO Program | Generated 2026-04-07</w:t>
     </w:r>
   </w:p>
 </w:ftr>

--- a/exports/docx/zero_trust_narrative_v1.0.docx
+++ b/exports/docx/zero_trust_narrative_v1.0.docx
@@ -111,7 +111,7 @@
         <w:color w:val="808080"/>
         <w:sz w:val="14"/>
       </w:rPr>
-      <w:t>CUI | UIAO Program | Generated 2026-04-07</w:t>
+      <w:t>CUI | UIAO Program | Generated 2026-04-08</w:t>
     </w:r>
   </w:p>
 </w:ftr>

--- a/exports/docx/zero_trust_narrative_v1.0.docx
+++ b/exports/docx/zero_trust_narrative_v1.0.docx
@@ -111,7 +111,7 @@
         <w:color w:val="808080"/>
         <w:sz w:val="14"/>
       </w:rPr>
-      <w:t>CUI | UIAO Program | Generated 2026-04-08</w:t>
+      <w:t>CUI | UIAO Program | Generated 2026-04-09</w:t>
     </w:r>
   </w:p>
 </w:ftr>

--- a/exports/docx/zero_trust_narrative_v1.0.docx
+++ b/exports/docx/zero_trust_narrative_v1.0.docx
@@ -111,7 +111,7 @@
         <w:color w:val="808080"/>
         <w:sz w:val="14"/>
       </w:rPr>
-      <w:t>CUI | UIAO Program | Generated 2026-04-09</w:t>
+      <w:t>CUI | UIAO Program | Generated 2026-04-08</w:t>
     </w:r>
   </w:p>
 </w:ftr>

--- a/exports/docx/zero_trust_narrative_v1.0.docx
+++ b/exports/docx/zero_trust_narrative_v1.0.docx
@@ -111,7 +111,7 @@
         <w:color w:val="808080"/>
         <w:sz w:val="14"/>
       </w:rPr>
-      <w:t>CUI | UIAO Program | Generated 2026-04-09</w:t>
+      <w:t>CUI | UIAO Program | Generated 2026-04-10</w:t>
     </w:r>
   </w:p>
 </w:ftr>

--- a/exports/docx/zero_trust_narrative_v1.0.docx
+++ b/exports/docx/zero_trust_narrative_v1.0.docx
@@ -111,7 +111,7 @@
         <w:color w:val="808080"/>
         <w:sz w:val="14"/>
       </w:rPr>
-      <w:t>CUI | UIAO Program | Generated 2026-04-10</w:t>
+      <w:t>CUI | UIAO Program | Generated 2026-04-11</w:t>
     </w:r>
   </w:p>
 </w:ftr>

--- a/exports/docx/zero_trust_narrative_v1.0.docx
+++ b/exports/docx/zero_trust_narrative_v1.0.docx
@@ -111,7 +111,7 @@
         <w:color w:val="808080"/>
         <w:sz w:val="14"/>
       </w:rPr>
-      <w:t>CUI | UIAO Program | Generated 2026-04-11</w:t>
+      <w:t>CUI | UIAO Program | Generated 2026-04-13</w:t>
     </w:r>
   </w:p>
 </w:ftr>
